--- a/alamat.docx
+++ b/alamat.docx
@@ -176,6 +176,89 @@
           <w:szCs w:val="80"/>
         </w:rPr>
       </w:pPr>
+      <w:r>
+        <w:rPr>
+          <w:sz w:val="80"/>
+          <w:szCs w:val="80"/>
+        </w:rPr>
+        <w:t>e238826e-5e287ec0</w:t>
+      </w:r>
+    </w:p>
+    <w:p>
+      <w:pPr>
+        <w:rPr>
+          <w:sz w:val="80"/>
+          <w:szCs w:val="80"/>
+        </w:rPr>
+      </w:pPr>
+      <w:r>
+        <w:rPr>
+          <w:sz w:val="80"/>
+          <w:szCs w:val="80"/>
+        </w:rPr>
+        <w:t>8725b291-64f8efbb</w:t>
+      </w:r>
+    </w:p>
+    <w:p>
+      <w:pPr>
+        <w:rPr>
+          <w:sz w:val="80"/>
+          <w:szCs w:val="80"/>
+        </w:rPr>
+      </w:pPr>
+      <w:r>
+        <w:rPr>
+          <w:sz w:val="80"/>
+          <w:szCs w:val="80"/>
+        </w:rPr>
+        <w:t>9444034f-c53d4681</w:t>
+      </w:r>
+    </w:p>
+    <w:p>
+      <w:pPr>
+        <w:rPr>
+          <w:sz w:val="80"/>
+          <w:szCs w:val="80"/>
+        </w:rPr>
+      </w:pPr>
+      <w:r>
+        <w:rPr>
+          <w:sz w:val="80"/>
+          <w:szCs w:val="80"/>
+        </w:rPr>
+        <w:lastRenderedPageBreak/>
+        <w:t>812ee92d-154f188a</w:t>
+      </w:r>
+    </w:p>
+    <w:p>
+      <w:pPr>
+        <w:rPr>
+          <w:sz w:val="80"/>
+          <w:szCs w:val="80"/>
+        </w:rPr>
+      </w:pPr>
+      <w:r>
+        <w:rPr>
+          <w:sz w:val="80"/>
+          <w:szCs w:val="80"/>
+        </w:rPr>
+        <w:t>19574c8f-444832ab</w:t>
+      </w:r>
+    </w:p>
+    <w:p>
+      <w:pPr>
+        <w:rPr>
+          <w:sz w:val="80"/>
+          <w:szCs w:val="80"/>
+        </w:rPr>
+      </w:pPr>
+      <w:r>
+        <w:rPr>
+          <w:sz w:val="80"/>
+          <w:szCs w:val="80"/>
+        </w:rPr>
+        <w:t>81f7175d-2d462e4a</w:t>
+      </w:r>
     </w:p>
     <w:sectPr>
       <w:pgSz w:w="11906" w:h="16838"/>
